--- a/Laporan.docx
+++ b/Laporan.docx
@@ -98,19 +98,23 @@
     </w:p>
     <w:p>
       <w:pPr>
-        <w:spacing w:after="300"/>
+        <w:spacing w:after="600"/>
         <w:jc w:val="center"/>
         <w:rPr>
-          <w:sz w:val="24"/>
-          <w:szCs w:val="24"/>
-        </w:rPr>
-      </w:pPr>
-      <w:r>
-        <w:rPr>
-          <w:sz w:val="24"/>
-          <w:szCs w:val="24"/>
-        </w:rPr>
-        <w:t>Disusun Oleh :</w:t>
+          <w:b/>
+          <w:bCs/>
+          <w:sz w:val="28"/>
+          <w:szCs w:val="28"/>
+        </w:rPr>
+      </w:pPr>
+      <w:r>
+        <w:rPr>
+          <w:b/>
+          <w:bCs/>
+          <w:sz w:val="28"/>
+          <w:szCs w:val="28"/>
+        </w:rPr>
+        <w:t>Disusun Oleh:</w:t>
       </w:r>
     </w:p>
     <w:p>
@@ -180,10 +184,75 @@
         <w:t>4497/199/063</w:t>
       </w:r>
     </w:p>
+    <w:p/>
+    <w:p/>
+    <w:tbl>
+      <w:tblPr>
+        <w:tblStyle w:val="TableGrid"/>
+        <w:tblW w:w="0" w:type="auto"/>
+        <w:tblBorders>
+          <w:top w:val="none" w:sz="0" w:space="0" w:color="auto"/>
+          <w:left w:val="none" w:sz="0" w:space="0" w:color="auto"/>
+          <w:bottom w:val="none" w:sz="0" w:space="0" w:color="auto"/>
+          <w:right w:val="none" w:sz="0" w:space="0" w:color="auto"/>
+          <w:insideH w:val="none" w:sz="0" w:space="0" w:color="auto"/>
+          <w:insideV w:val="none" w:sz="0" w:space="0" w:color="auto"/>
+        </w:tblBorders>
+        <w:tblLook w:val="04A0" w:firstRow="1" w:lastRow="0" w:firstColumn="1" w:lastColumn="0" w:noHBand="0" w:noVBand="1"/>
+      </w:tblPr>
+      <w:tblGrid>
+        <w:gridCol w:w="8778"/>
+      </w:tblGrid>
+      <w:tr>
+        <w:tc>
+          <w:tcPr>
+            <w:tcW w:w="8778" w:type="dxa"/>
+          </w:tcPr>
+          <w:p>
+            <w:pPr>
+              <w:jc w:val="center"/>
+            </w:pPr>
+            <w:r>
+              <w:t>KELAS: XII RPL 2</w:t>
+            </w:r>
+          </w:p>
+          <w:p>
+            <w:pPr>
+              <w:jc w:val="center"/>
+            </w:pPr>
+          </w:p>
+          <w:p>
+            <w:pPr>
+              <w:jc w:val="center"/>
+            </w:pPr>
+          </w:p>
+          <w:p>
+            <w:pPr>
+              <w:jc w:val="center"/>
+            </w:pPr>
+          </w:p>
+          <w:p>
+            <w:pPr>
+              <w:jc w:val="center"/>
+            </w:pPr>
+          </w:p>
+          <w:p>
+            <w:pPr>
+              <w:jc w:val="center"/>
+            </w:pPr>
+          </w:p>
+          <w:p>
+            <w:pPr>
+              <w:jc w:val="center"/>
+            </w:pPr>
+          </w:p>
+        </w:tc>
+      </w:tr>
+    </w:tbl>
     <w:p>
       <w:pPr>
         <w:spacing w:before="800"/>
-        <w:jc w:val="center"/>
+        <w:ind w:left="1440" w:firstLine="720"/>
       </w:pPr>
       <w:r>
         <w:rPr>
@@ -752,7 +821,25 @@
           <w:sz w:val="22"/>
           <w:szCs w:val="22"/>
         </w:rPr>
-        <w:t>SMKN 1 BENDO MAGETAN</w:t>
+        <w:t xml:space="preserve">SMKN </w:t>
+      </w:r>
+      <w:r>
+        <w:rPr>
+          <w:b/>
+          <w:bCs/>
+          <w:sz w:val="22"/>
+          <w:szCs w:val="22"/>
+        </w:rPr>
+        <w:t xml:space="preserve">TAKERAN </w:t>
+      </w:r>
+      <w:r>
+        <w:rPr>
+          <w:b/>
+          <w:bCs/>
+          <w:sz w:val="22"/>
+          <w:szCs w:val="22"/>
+        </w:rPr>
+        <w:t>MAGETAN</w:t>
       </w:r>
     </w:p>
     <w:p>
@@ -1374,6 +1461,33 @@
                 <w:szCs w:val="24"/>
               </w:rPr>
             </w:pPr>
+            <w:r>
+              <w:rPr>
+                <w:sz w:val="24"/>
+                <w:szCs w:val="24"/>
+              </w:rPr>
+              <w:t>Desain Komunikasi Visual</w:t>
+            </w:r>
+          </w:p>
+          <w:p>
+            <w:pPr>
+              <w:pStyle w:val="ListParagraph"/>
+              <w:numPr>
+                <w:ilvl w:val="0"/>
+                <w:numId w:val="5"/>
+              </w:numPr>
+              <w:rPr>
+                <w:sz w:val="24"/>
+                <w:szCs w:val="24"/>
+              </w:rPr>
+            </w:pPr>
+            <w:r>
+              <w:rPr>
+                <w:sz w:val="24"/>
+                <w:szCs w:val="24"/>
+              </w:rPr>
+              <w:t>Kuliner</w:t>
+            </w:r>
           </w:p>
           <w:p>
             <w:pPr>
@@ -1386,6 +1500,86 @@
     <w:p>
       <w:pPr>
         <w:spacing w:before="400"/>
+      </w:pPr>
+    </w:p>
+    <w:p>
+      <w:pPr>
+        <w:spacing w:before="400"/>
+      </w:pPr>
+    </w:p>
+    <w:p>
+      <w:pPr>
+        <w:spacing w:before="400"/>
+      </w:pPr>
+    </w:p>
+    <w:p>
+      <w:pPr>
+        <w:spacing w:before="400"/>
+      </w:pPr>
+    </w:p>
+    <w:p>
+      <w:pPr>
+        <w:spacing w:before="400"/>
+      </w:pPr>
+    </w:p>
+    <w:p>
+      <w:pPr>
+        <w:spacing w:before="400"/>
+        <w:ind w:left="3600" w:firstLine="720"/>
+      </w:pPr>
+    </w:p>
+    <w:p>
+      <w:pPr>
+        <w:spacing w:before="400"/>
+        <w:ind w:left="3600" w:firstLine="720"/>
+      </w:pPr>
+    </w:p>
+    <w:p>
+      <w:pPr>
+        <w:spacing w:before="400"/>
+        <w:ind w:left="3600" w:firstLine="720"/>
+      </w:pPr>
+    </w:p>
+    <w:p>
+      <w:pPr>
+        <w:spacing w:before="400"/>
+        <w:ind w:left="3600" w:firstLine="720"/>
+      </w:pPr>
+    </w:p>
+    <w:p>
+      <w:pPr>
+        <w:spacing w:before="400"/>
+        <w:ind w:left="3600" w:firstLine="720"/>
+      </w:pPr>
+    </w:p>
+    <w:p>
+      <w:pPr>
+        <w:spacing w:before="400"/>
+        <w:ind w:left="3600" w:firstLine="720"/>
+      </w:pPr>
+    </w:p>
+    <w:p>
+      <w:pPr>
+        <w:spacing w:before="400"/>
+        <w:ind w:left="3600" w:firstLine="720"/>
+      </w:pPr>
+    </w:p>
+    <w:p>
+      <w:pPr>
+        <w:spacing w:before="400"/>
+        <w:ind w:left="3600" w:firstLine="720"/>
+      </w:pPr>
+    </w:p>
+    <w:p>
+      <w:pPr>
+        <w:spacing w:before="400"/>
+        <w:ind w:left="3600" w:firstLine="720"/>
+      </w:pPr>
+    </w:p>
+    <w:p>
+      <w:pPr>
+        <w:spacing w:before="400"/>
+        <w:ind w:left="3600" w:firstLine="720"/>
         <w:rPr>
           <w:sz w:val="24"/>
           <w:szCs w:val="24"/>
@@ -1397,6 +1591,7 @@
     </w:p>
     <w:p>
       <w:r>
+        <w:lastRenderedPageBreak/>
         <w:br w:type="page"/>
       </w:r>
     </w:p>
@@ -1922,7 +2117,14 @@
                 <w:sz w:val="24"/>
                 <w:szCs w:val="24"/>
               </w:rPr>
-              <w:t>1 Januari 2023</w:t>
+              <w:t xml:space="preserve">1 </w:t>
+            </w:r>
+            <w:r>
+              <w:rPr>
+                <w:sz w:val="24"/>
+                <w:szCs w:val="24"/>
+              </w:rPr>
+              <w:t>April 2026</w:t>
             </w:r>
           </w:p>
         </w:tc>
@@ -2046,7 +2248,21 @@
                 <w:sz w:val="24"/>
                 <w:szCs w:val="24"/>
               </w:rPr>
-              <w:t>30 Juni 2023</w:t>
+              <w:t xml:space="preserve">30 </w:t>
+            </w:r>
+            <w:r>
+              <w:rPr>
+                <w:sz w:val="24"/>
+                <w:szCs w:val="24"/>
+              </w:rPr>
+              <w:t>S</w:t>
+            </w:r>
+            <w:r>
+              <w:rPr>
+                <w:sz w:val="24"/>
+                <w:szCs w:val="24"/>
+              </w:rPr>
+              <w:t>eptember 2026</w:t>
             </w:r>
           </w:p>
         </w:tc>
@@ -2114,6 +2330,90 @@
         </w:tc>
       </w:tr>
     </w:tbl>
+    <w:p>
+      <w:pPr>
+        <w:spacing w:before="400"/>
+        <w:jc w:val="center"/>
+      </w:pPr>
+    </w:p>
+    <w:p>
+      <w:pPr>
+        <w:spacing w:before="400"/>
+        <w:jc w:val="center"/>
+      </w:pPr>
+    </w:p>
+    <w:p>
+      <w:pPr>
+        <w:spacing w:before="400"/>
+        <w:jc w:val="center"/>
+      </w:pPr>
+    </w:p>
+    <w:p>
+      <w:pPr>
+        <w:spacing w:before="400"/>
+        <w:jc w:val="center"/>
+      </w:pPr>
+    </w:p>
+    <w:p>
+      <w:pPr>
+        <w:spacing w:before="400"/>
+        <w:jc w:val="center"/>
+      </w:pPr>
+    </w:p>
+    <w:p>
+      <w:pPr>
+        <w:spacing w:before="400"/>
+        <w:jc w:val="center"/>
+      </w:pPr>
+    </w:p>
+    <w:p>
+      <w:pPr>
+        <w:spacing w:before="400"/>
+        <w:jc w:val="center"/>
+      </w:pPr>
+    </w:p>
+    <w:p>
+      <w:pPr>
+        <w:spacing w:before="400"/>
+        <w:jc w:val="center"/>
+      </w:pPr>
+    </w:p>
+    <w:p>
+      <w:pPr>
+        <w:spacing w:before="400"/>
+        <w:jc w:val="center"/>
+      </w:pPr>
+    </w:p>
+    <w:p>
+      <w:pPr>
+        <w:spacing w:before="400"/>
+        <w:jc w:val="center"/>
+      </w:pPr>
+    </w:p>
+    <w:p>
+      <w:pPr>
+        <w:spacing w:before="400"/>
+        <w:jc w:val="center"/>
+      </w:pPr>
+    </w:p>
+    <w:p>
+      <w:pPr>
+        <w:spacing w:before="400"/>
+        <w:jc w:val="center"/>
+      </w:pPr>
+    </w:p>
+    <w:p>
+      <w:pPr>
+        <w:spacing w:before="400"/>
+        <w:jc w:val="center"/>
+      </w:pPr>
+    </w:p>
+    <w:p>
+      <w:pPr>
+        <w:spacing w:before="400"/>
+        <w:jc w:val="center"/>
+      </w:pPr>
+    </w:p>
     <w:p>
       <w:pPr>
         <w:spacing w:before="400"/>
@@ -10487,6 +10787,22 @@
       <w:szCs w:val="20"/>
     </w:rPr>
   </w:style>
+  <w:style w:type="table" w:styleId="TableGrid">
+    <w:name w:val="Table Grid"/>
+    <w:basedOn w:val="TableNormal"/>
+    <w:uiPriority w:val="39"/>
+    <w:rsid w:val="00223115"/>
+    <w:tblPr>
+      <w:tblBorders>
+        <w:top w:val="single" w:sz="4" w:space="0" w:color="auto"/>
+        <w:left w:val="single" w:sz="4" w:space="0" w:color="auto"/>
+        <w:bottom w:val="single" w:sz="4" w:space="0" w:color="auto"/>
+        <w:right w:val="single" w:sz="4" w:space="0" w:color="auto"/>
+        <w:insideH w:val="single" w:sz="4" w:space="0" w:color="auto"/>
+        <w:insideV w:val="single" w:sz="4" w:space="0" w:color="auto"/>
+      </w:tblBorders>
+    </w:tblPr>
+  </w:style>
 </w:styles>
 </file>
 
